--- a/template_final_report.docx
+++ b/template_final_report.docx
@@ -9,6 +9,7 @@
           <w:rStyle w:val="af"/>
         </w:rPr>
       </w:pPr>
+      <w:proofErr w:type="spellStart"/>
       <w:r>
         <w:rPr>
           <w:rStyle w:val="af"/>
@@ -16,6 +17,7 @@
         </w:rPr>
         <w:t>ㅣ</w:t>
       </w:r>
+      <w:proofErr w:type="spellEnd"/>
     </w:p>
     <w:p>
       <w:pPr>
@@ -43,7 +45,19 @@
             <w:rPr>
               <w:rFonts w:ascii="맑은 고딕" w:eastAsia="맑은 고딕" w:hAnsi="맑은 고딕" w:hint="eastAsia"/>
             </w:rPr>
-            <w:t>학번: 2000000000             이름:</w:t>
+            <w:t>학번: 2</w:t>
+          </w:r>
+          <w:r>
+            <w:rPr>
+              <w:rFonts w:ascii="맑은 고딕" w:eastAsia="맑은 고딕" w:hAnsi="맑은 고딕" w:hint="eastAsia"/>
+            </w:rPr>
+            <w:t>020104140</w:t>
+          </w:r>
+          <w:r>
+            <w:rPr>
+              <w:rFonts w:ascii="맑은 고딕" w:eastAsia="맑은 고딕" w:hAnsi="맑은 고딕" w:hint="eastAsia"/>
+            </w:rPr>
+            <w:t xml:space="preserve">             이름:</w:t>
           </w:r>
         </w:sdtContent>
       </w:sdt>
@@ -51,7 +65,7 @@
         <w:rPr>
           <w:rFonts w:ascii="맑은 고딕" w:eastAsia="맑은 고딕" w:hAnsi="맑은 고딕" w:hint="eastAsia"/>
         </w:rPr>
-        <w:t>홍길동</w:t>
+        <w:t>강민기</w:t>
       </w:r>
     </w:p>
     <w:p>
@@ -67,56 +81,20 @@
       </w:r>
     </w:p>
     <w:p>
-      <w:pPr>
-        <w:rPr>
-          <w:sz w:val="22"/>
-          <w:szCs w:val="24"/>
-        </w:rPr>
-      </w:pPr>
       <w:r>
-        <w:rPr>
-          <w:rFonts w:hint="eastAsia"/>
-          <w:sz w:val="22"/>
-          <w:szCs w:val="24"/>
-        </w:rPr>
-        <w:t xml:space="preserve">(예시) </w:t>
+        <w:t>https://github.com/Kangmg2020/2026-1st-final_test.gi</w:t>
       </w:r>
-      <w:hyperlink r:id="rId7" w:history="1">
-        <w:r>
-          <w:rPr>
-            <w:rStyle w:val="af5"/>
-            <w:sz w:val="22"/>
-            <w:szCs w:val="24"/>
-          </w:rPr>
-          <w:t>https://github.com/prulen/my-fork-test2.git</w:t>
-        </w:r>
-      </w:hyperlink>
-    </w:p>
-    <w:p>
-      <w:pPr>
-        <w:pStyle w:val="1"/>
-        <w:spacing w:before="360" w:after="120"/>
-      </w:pPr>
       <w:r>
         <w:rPr>
           <w:rFonts w:hint="eastAsia"/>
         </w:rPr>
-        <w:t>문제1</w:t>
+        <w:t>t</w:t>
       </w:r>
       <w:r>
         <w:rPr>
           <w:rFonts w:hint="eastAsia"/>
         </w:rPr>
         <w:t xml:space="preserve"> </w:t>
-      </w:r>
-      <w:r>
-        <w:t>–</w:t>
-      </w:r>
-      <w:r>
-        <w:rPr>
-          <w:rFonts w:hint="eastAsia"/>
-        </w:rPr>
-        <w:t xml:space="preserve"> CNN </w:t>
       </w:r>
     </w:p>
     <w:p>
@@ -161,308 +139,35 @@
               <w:adjustRightInd w:val="0"/>
               <w:spacing w:after="0" w:line="240" w:lineRule="auto"/>
               <w:rPr>
-                <w:rFonts w:ascii="Consolas" w:eastAsiaTheme="minorEastAsia" w:hAnsi="Consolas" w:cs="Consolas"/>
-                <w:b/>
-                <w:bCs/>
-                <w:color w:val="7F0055"/>
-                <w:sz w:val="20"/>
-              </w:rPr>
-            </w:pPr>
-            <w:r>
-              <w:rPr>
-                <w:rFonts w:ascii="Consolas" w:eastAsiaTheme="minorEastAsia" w:hAnsi="Consolas" w:cs="Consolas" w:hint="eastAsia"/>
-                <w:b/>
-                <w:bCs/>
-                <w:color w:val="7F0055"/>
-                <w:sz w:val="20"/>
-              </w:rPr>
-              <w:t xml:space="preserve">// </w:t>
-            </w:r>
-            <w:r>
-              <w:rPr>
-                <w:rFonts w:ascii="Consolas" w:eastAsiaTheme="minorEastAsia" w:hAnsi="Consolas" w:cs="Consolas" w:hint="eastAsia"/>
-                <w:b/>
-                <w:bCs/>
-                <w:color w:val="7F0055"/>
-                <w:sz w:val="20"/>
-              </w:rPr>
-              <w:t>아래</w:t>
-            </w:r>
-            <w:r>
-              <w:rPr>
-                <w:rFonts w:ascii="Consolas" w:eastAsiaTheme="minorEastAsia" w:hAnsi="Consolas" w:cs="Consolas" w:hint="eastAsia"/>
-                <w:b/>
-                <w:bCs/>
-                <w:color w:val="7F0055"/>
-                <w:sz w:val="20"/>
-              </w:rPr>
-              <w:t xml:space="preserve"> </w:t>
-            </w:r>
-            <w:r>
-              <w:rPr>
-                <w:rFonts w:ascii="Consolas" w:eastAsiaTheme="minorEastAsia" w:hAnsi="Consolas" w:cs="Consolas" w:hint="eastAsia"/>
-                <w:b/>
-                <w:bCs/>
-                <w:color w:val="7F0055"/>
-                <w:sz w:val="20"/>
-              </w:rPr>
-              <w:t>내용</w:t>
-            </w:r>
-            <w:r>
-              <w:rPr>
-                <w:rFonts w:ascii="Consolas" w:eastAsiaTheme="minorEastAsia" w:hAnsi="Consolas" w:cs="Consolas" w:hint="eastAsia"/>
-                <w:b/>
-                <w:bCs/>
-                <w:color w:val="7F0055"/>
-                <w:sz w:val="20"/>
-              </w:rPr>
-              <w:t xml:space="preserve"> </w:t>
-            </w:r>
-            <w:r>
-              <w:rPr>
-                <w:rFonts w:ascii="Consolas" w:eastAsiaTheme="minorEastAsia" w:hAnsi="Consolas" w:cs="Consolas" w:hint="eastAsia"/>
-                <w:b/>
-                <w:bCs/>
-                <w:color w:val="7F0055"/>
-                <w:sz w:val="20"/>
-              </w:rPr>
-              <w:t>삭제</w:t>
-            </w:r>
-            <w:r>
-              <w:rPr>
-                <w:rFonts w:ascii="Consolas" w:eastAsiaTheme="minorEastAsia" w:hAnsi="Consolas" w:cs="Consolas" w:hint="eastAsia"/>
-                <w:b/>
-                <w:bCs/>
-                <w:color w:val="7F0055"/>
-                <w:sz w:val="20"/>
-              </w:rPr>
-              <w:t xml:space="preserve"> </w:t>
-            </w:r>
-            <w:r>
-              <w:rPr>
-                <w:rFonts w:ascii="Consolas" w:eastAsiaTheme="minorEastAsia" w:hAnsi="Consolas" w:cs="Consolas" w:hint="eastAsia"/>
-                <w:b/>
-                <w:bCs/>
-                <w:color w:val="7F0055"/>
-                <w:sz w:val="20"/>
-              </w:rPr>
-              <w:t>후</w:t>
-            </w:r>
-            <w:r>
-              <w:rPr>
-                <w:rFonts w:ascii="Consolas" w:eastAsiaTheme="minorEastAsia" w:hAnsi="Consolas" w:cs="Consolas" w:hint="eastAsia"/>
-                <w:b/>
-                <w:bCs/>
-                <w:color w:val="7F0055"/>
-                <w:sz w:val="20"/>
-              </w:rPr>
-              <w:t xml:space="preserve"> </w:t>
-            </w:r>
-            <w:r>
-              <w:rPr>
-                <w:rFonts w:ascii="Consolas" w:eastAsiaTheme="minorEastAsia" w:hAnsi="Consolas" w:cs="Consolas" w:hint="eastAsia"/>
-                <w:b/>
-                <w:bCs/>
-                <w:color w:val="7F0055"/>
-                <w:sz w:val="20"/>
-              </w:rPr>
-              <w:t>본인</w:t>
-            </w:r>
-            <w:r>
-              <w:rPr>
-                <w:rFonts w:ascii="Consolas" w:eastAsiaTheme="minorEastAsia" w:hAnsi="Consolas" w:cs="Consolas" w:hint="eastAsia"/>
-                <w:b/>
-                <w:bCs/>
-                <w:color w:val="7F0055"/>
-                <w:sz w:val="20"/>
-              </w:rPr>
-              <w:t xml:space="preserve"> </w:t>
-            </w:r>
-            <w:r>
-              <w:rPr>
-                <w:rFonts w:ascii="Consolas" w:eastAsiaTheme="minorEastAsia" w:hAnsi="Consolas" w:cs="Consolas" w:hint="eastAsia"/>
-                <w:b/>
-                <w:bCs/>
-                <w:color w:val="7F0055"/>
-                <w:sz w:val="20"/>
-              </w:rPr>
-              <w:t>코드로</w:t>
-            </w:r>
-            <w:r>
-              <w:rPr>
-                <w:rFonts w:ascii="Consolas" w:eastAsiaTheme="minorEastAsia" w:hAnsi="Consolas" w:cs="Consolas" w:hint="eastAsia"/>
-                <w:b/>
-                <w:bCs/>
-                <w:color w:val="7F0055"/>
-                <w:sz w:val="20"/>
-              </w:rPr>
-              <w:t xml:space="preserve"> </w:t>
-            </w:r>
-            <w:r>
-              <w:rPr>
-                <w:rFonts w:ascii="Consolas" w:eastAsiaTheme="minorEastAsia" w:hAnsi="Consolas" w:cs="Consolas" w:hint="eastAsia"/>
-                <w:b/>
-                <w:bCs/>
-                <w:color w:val="7F0055"/>
-                <w:sz w:val="20"/>
-              </w:rPr>
-              <w:t>대체</w:t>
-            </w:r>
-            <w:r>
-              <w:rPr>
-                <w:rFonts w:ascii="Consolas" w:eastAsiaTheme="minorEastAsia" w:hAnsi="Consolas" w:cs="Consolas" w:hint="eastAsia"/>
-                <w:b/>
-                <w:bCs/>
-                <w:color w:val="7F0055"/>
-                <w:sz w:val="20"/>
-              </w:rPr>
-              <w:t xml:space="preserve"> </w:t>
-            </w:r>
-          </w:p>
-          <w:p>
-            <w:pPr>
-              <w:widowControl w:val="0"/>
-              <w:autoSpaceDE w:val="0"/>
-              <w:autoSpaceDN w:val="0"/>
-              <w:adjustRightInd w:val="0"/>
-              <w:spacing w:after="0" w:line="240" w:lineRule="auto"/>
-              <w:rPr>
-                <w:rFonts w:ascii="Consolas" w:eastAsiaTheme="minorEastAsia" w:hAnsi="Consolas" w:cs="Consolas"/>
-                <w:b/>
-                <w:bCs/>
-                <w:color w:val="7F0055"/>
-                <w:sz w:val="20"/>
-              </w:rPr>
-            </w:pPr>
-          </w:p>
-          <w:p>
-            <w:pPr>
-              <w:widowControl w:val="0"/>
-              <w:autoSpaceDE w:val="0"/>
-              <w:autoSpaceDN w:val="0"/>
-              <w:adjustRightInd w:val="0"/>
-              <w:spacing w:after="0" w:line="240" w:lineRule="auto"/>
-              <w:rPr>
-                <w:rFonts w:ascii="Consolas" w:eastAsiaTheme="minorEastAsia" w:hAnsi="Consolas" w:cs="Consolas"/>
-                <w:color w:val="auto"/>
-                <w:sz w:val="20"/>
-              </w:rPr>
-            </w:pPr>
-            <w:r>
-              <w:rPr>
-                <w:rFonts w:ascii="Consolas" w:eastAsiaTheme="minorEastAsia" w:hAnsi="Consolas" w:cs="Consolas"/>
-                <w:b/>
-                <w:bCs/>
-                <w:color w:val="7F0055"/>
-                <w:sz w:val="20"/>
-              </w:rPr>
-              <w:t>import</w:t>
-            </w:r>
-            <w:r>
-              <w:rPr>
-                <w:rFonts w:ascii="Consolas" w:eastAsiaTheme="minorEastAsia" w:hAnsi="Consolas" w:cs="Consolas"/>
-                <w:color w:val="000000"/>
-                <w:sz w:val="20"/>
-              </w:rPr>
-              <w:t xml:space="preserve"> java.util.Scanner;</w:t>
-            </w:r>
-          </w:p>
-          <w:p>
-            <w:pPr>
-              <w:widowControl w:val="0"/>
-              <w:autoSpaceDE w:val="0"/>
-              <w:autoSpaceDN w:val="0"/>
-              <w:adjustRightInd w:val="0"/>
-              <w:spacing w:after="0" w:line="240" w:lineRule="auto"/>
-              <w:rPr>
-                <w:rFonts w:ascii="Consolas" w:eastAsiaTheme="minorEastAsia" w:hAnsi="Consolas" w:cs="Consolas"/>
-                <w:color w:val="auto"/>
-                <w:sz w:val="20"/>
-              </w:rPr>
-            </w:pPr>
-          </w:p>
-          <w:p>
-            <w:pPr>
-              <w:widowControl w:val="0"/>
-              <w:autoSpaceDE w:val="0"/>
-              <w:autoSpaceDN w:val="0"/>
-              <w:adjustRightInd w:val="0"/>
-              <w:spacing w:after="0" w:line="240" w:lineRule="auto"/>
-              <w:rPr>
-                <w:rFonts w:ascii="Consolas" w:eastAsiaTheme="minorEastAsia" w:hAnsi="Consolas" w:cs="Consolas"/>
-                <w:color w:val="auto"/>
-                <w:sz w:val="20"/>
-              </w:rPr>
-            </w:pPr>
-            <w:r>
-              <w:rPr>
-                <w:rFonts w:ascii="Consolas" w:eastAsiaTheme="minorEastAsia" w:hAnsi="Consolas" w:cs="Consolas"/>
-                <w:b/>
-                <w:bCs/>
-                <w:color w:val="7F0055"/>
-                <w:sz w:val="20"/>
-              </w:rPr>
-              <w:t>public</w:t>
-            </w:r>
-            <w:r>
-              <w:rPr>
-                <w:rFonts w:ascii="Consolas" w:eastAsiaTheme="minorEastAsia" w:hAnsi="Consolas" w:cs="Consolas"/>
-                <w:color w:val="000000"/>
-                <w:sz w:val="20"/>
-              </w:rPr>
-              <w:t xml:space="preserve"> </w:t>
-            </w:r>
-            <w:r>
-              <w:rPr>
-                <w:rFonts w:ascii="Consolas" w:eastAsiaTheme="minorEastAsia" w:hAnsi="Consolas" w:cs="Consolas"/>
-                <w:b/>
-                <w:bCs/>
-                <w:color w:val="7F0055"/>
-                <w:sz w:val="20"/>
-              </w:rPr>
-              <w:t>class</w:t>
-            </w:r>
-            <w:r>
-              <w:rPr>
-                <w:rFonts w:ascii="Consolas" w:eastAsiaTheme="minorEastAsia" w:hAnsi="Consolas" w:cs="Consolas"/>
-                <w:color w:val="000000"/>
-                <w:sz w:val="20"/>
-              </w:rPr>
-              <w:t xml:space="preserve"> FirstProgram {</w:t>
-            </w:r>
-          </w:p>
-          <w:p>
-            <w:pPr>
-              <w:widowControl w:val="0"/>
-              <w:autoSpaceDE w:val="0"/>
-              <w:autoSpaceDN w:val="0"/>
-              <w:adjustRightInd w:val="0"/>
-              <w:spacing w:after="0" w:line="240" w:lineRule="auto"/>
-              <w:rPr>
-                <w:rFonts w:ascii="Consolas" w:eastAsiaTheme="minorEastAsia" w:hAnsi="Consolas" w:cs="Consolas"/>
-                <w:color w:val="auto"/>
-                <w:sz w:val="20"/>
-              </w:rPr>
-            </w:pPr>
-          </w:p>
-          <w:p>
-            <w:pPr>
-              <w:widowControl w:val="0"/>
-              <w:autoSpaceDE w:val="0"/>
-              <w:autoSpaceDN w:val="0"/>
-              <w:adjustRightInd w:val="0"/>
-              <w:spacing w:after="0" w:line="240" w:lineRule="auto"/>
-              <w:rPr>
                 <w:rFonts w:ascii="Consolas" w:hAnsi="Consolas"/>
               </w:rPr>
             </w:pPr>
             <w:r>
-              <w:rPr>
-                <w:rFonts w:ascii="Consolas" w:eastAsiaTheme="minorEastAsia" w:hAnsi="Consolas" w:cs="Consolas"/>
-                <w:color w:val="000000"/>
-                <w:sz w:val="20"/>
-              </w:rPr>
-              <w:tab/>
+              <w:object w:dxaOrig="1489" w:dyaOrig="1023" w14:anchorId="2717F18F">
+                <v:shapetype id="_x0000_t75" coordsize="21600,21600" o:spt="75" o:preferrelative="t" path="m@4@5l@4@11@9@11@9@5xe" filled="f" stroked="f">
+                  <v:stroke joinstyle="miter"/>
+                  <v:formulas>
+                    <v:f eqn="if lineDrawn pixelLineWidth 0"/>
+                    <v:f eqn="sum @0 1 0"/>
+                    <v:f eqn="sum 0 0 @1"/>
+                    <v:f eqn="prod @2 1 2"/>
+                    <v:f eqn="prod @3 21600 pixelWidth"/>
+                    <v:f eqn="prod @3 21600 pixelHeight"/>
+                    <v:f eqn="sum @0 0 1"/>
+                    <v:f eqn="prod @6 1 2"/>
+                    <v:f eqn="prod @7 21600 pixelWidth"/>
+                    <v:f eqn="sum @8 21600 0"/>
+                    <v:f eqn="prod @7 21600 pixelHeight"/>
+                    <v:f eqn="sum @10 21600 0"/>
+                  </v:formulas>
+                  <v:path o:extrusionok="f" gradientshapeok="t" o:connecttype="rect"/>
+                  <o:lock v:ext="edit" aspectratio="t"/>
+                </v:shapetype>
+                <v:shape id="_x0000_i1030" type="#_x0000_t75" style="width:74.65pt;height:51pt" o:ole="">
+                  <v:imagedata r:id="rId7" o:title=""/>
+                </v:shape>
+                <o:OLEObject Type="Embed" ProgID="Package" ShapeID="_x0000_i1030" DrawAspect="Icon" ObjectID="_1842594693" r:id="rId8"/>
+              </w:object>
             </w:r>
           </w:p>
           <w:p>
@@ -603,52 +308,71 @@
                 <w:sz w:val="20"/>
               </w:rPr>
             </w:pPr>
-          </w:p>
-          <w:p>
-            <w:pPr>
-              <w:spacing w:after="0" w:line="240" w:lineRule="auto"/>
-              <w:rPr>
-                <w:rFonts w:ascii="Arial" w:hAnsi="Arial" w:cs="Arial"/>
-                <w:sz w:val="20"/>
-              </w:rPr>
-            </w:pPr>
-          </w:p>
-          <w:p>
-            <w:pPr>
-              <w:spacing w:after="0" w:line="240" w:lineRule="auto"/>
-              <w:rPr>
-                <w:rFonts w:ascii="Arial" w:hAnsi="Arial" w:cs="Arial"/>
-                <w:sz w:val="20"/>
-              </w:rPr>
-            </w:pPr>
-          </w:p>
-          <w:p>
-            <w:pPr>
-              <w:spacing w:after="0" w:line="240" w:lineRule="auto"/>
-              <w:rPr>
-                <w:rFonts w:ascii="Arial" w:hAnsi="Arial" w:cs="Arial"/>
-                <w:sz w:val="20"/>
-              </w:rPr>
-            </w:pPr>
-          </w:p>
-          <w:p>
-            <w:pPr>
-              <w:spacing w:after="0" w:line="240" w:lineRule="auto"/>
-              <w:rPr>
-                <w:rFonts w:ascii="Arial" w:hAnsi="Arial" w:cs="Arial"/>
+            <w:r>
+              <w:rPr>
+                <w:noProof/>
+              </w:rPr>
+              <w:lastRenderedPageBreak/>
+              <w:drawing>
+                <wp:inline distT="0" distB="0" distL="0" distR="0" wp14:anchorId="416A379A" wp14:editId="6ACCFB35">
+                  <wp:extent cx="5072062" cy="5408331"/>
+                  <wp:effectExtent l="0" t="0" r="0" b="1905"/>
+                  <wp:docPr id="1501464413" name="그림 1"/>
+                  <wp:cNvGraphicFramePr>
+                    <a:graphicFrameLocks xmlns:a="http://schemas.openxmlformats.org/drawingml/2006/main" noChangeAspect="1"/>
+                  </wp:cNvGraphicFramePr>
+                  <a:graphic xmlns:a="http://schemas.openxmlformats.org/drawingml/2006/main">
+                    <a:graphicData uri="http://schemas.openxmlformats.org/drawingml/2006/picture">
+                      <pic:pic xmlns:pic="http://schemas.openxmlformats.org/drawingml/2006/picture">
+                        <pic:nvPicPr>
+                          <pic:cNvPr id="0" name="Picture 4"/>
+                          <pic:cNvPicPr>
+                            <a:picLocks noChangeAspect="1" noChangeArrowheads="1"/>
+                          </pic:cNvPicPr>
+                        </pic:nvPicPr>
+                        <pic:blipFill>
+                          <a:blip r:embed="rId9">
+                            <a:extLst>
+                              <a:ext uri="{28A0092B-C50C-407E-A947-70E740481C1C}">
+                                <a14:useLocalDpi xmlns:a14="http://schemas.microsoft.com/office/drawing/2010/main" val="0"/>
+                              </a:ext>
+                            </a:extLst>
+                          </a:blip>
+                          <a:srcRect/>
+                          <a:stretch>
+                            <a:fillRect/>
+                          </a:stretch>
+                        </pic:blipFill>
+                        <pic:spPr bwMode="auto">
+                          <a:xfrm>
+                            <a:off x="0" y="0"/>
+                            <a:ext cx="5077764" cy="5414411"/>
+                          </a:xfrm>
+                          <a:prstGeom prst="rect">
+                            <a:avLst/>
+                          </a:prstGeom>
+                          <a:noFill/>
+                          <a:ln>
+                            <a:noFill/>
+                          </a:ln>
+                        </pic:spPr>
+                      </pic:pic>
+                    </a:graphicData>
+                  </a:graphic>
+                </wp:inline>
+              </w:drawing>
+            </w:r>
+          </w:p>
+          <w:p>
+            <w:pPr>
+              <w:spacing w:after="0" w:line="240" w:lineRule="auto"/>
+              <w:rPr>
+                <w:rFonts w:ascii="Arial" w:hAnsi="Arial" w:cs="Arial" w:hint="eastAsia"/>
                 <w:b w:val="0"/>
                 <w:bCs w:val="0"/>
                 <w:sz w:val="20"/>
               </w:rPr>
             </w:pPr>
-            <w:r>
-              <w:rPr>
-                <w:b w:val="0"/>
-                <w:bCs w:val="0"/>
-                <w:color w:val="FF0000"/>
-              </w:rPr>
-              <w:br/>
-            </w:r>
           </w:p>
         </w:tc>
       </w:tr>
@@ -657,12 +381,14 @@
       <w:pPr>
         <w:pStyle w:val="2"/>
       </w:pPr>
+      <w:proofErr w:type="spellStart"/>
       <w:r>
         <w:rPr>
           <w:rFonts w:hint="eastAsia"/>
         </w:rPr>
         <w:t>Github</w:t>
       </w:r>
+      <w:proofErr w:type="spellEnd"/>
       <w:r>
         <w:t xml:space="preserve"> (Screen Shots)</w:t>
       </w:r>
@@ -674,8 +400,8 @@
         <w:tblLook w:val="04A0" w:firstRow="1" w:lastRow="0" w:firstColumn="1" w:lastColumn="0" w:noHBand="0" w:noVBand="1"/>
       </w:tblPr>
       <w:tblGrid>
-        <w:gridCol w:w="439"/>
-        <w:gridCol w:w="8577"/>
+        <w:gridCol w:w="737"/>
+        <w:gridCol w:w="8279"/>
       </w:tblGrid>
       <w:tr>
         <w:trPr>
@@ -739,8 +465,18 @@
                 <w:b w:val="0"/>
                 <w:sz w:val="20"/>
               </w:rPr>
-              <w:t xml:space="preserve"> Github</w:t>
-            </w:r>
+              <w:t xml:space="preserve"> </w:t>
+            </w:r>
+            <w:proofErr w:type="spellStart"/>
+            <w:r>
+              <w:rPr>
+                <w:rFonts w:ascii="Arial" w:hAnsi="Arial" w:cs="Arial" w:hint="eastAsia"/>
+                <w:b w:val="0"/>
+                <w:sz w:val="20"/>
+              </w:rPr>
+              <w:t>Github</w:t>
+            </w:r>
+            <w:proofErr w:type="spellEnd"/>
             <w:r>
               <w:rPr>
                 <w:rFonts w:ascii="Arial" w:hAnsi="Arial" w:cs="Arial" w:hint="eastAsia"/>
@@ -899,6 +635,60 @@
                 <w:sz w:val="20"/>
               </w:rPr>
             </w:pPr>
+            <w:r>
+              <w:rPr>
+                <w:noProof/>
+              </w:rPr>
+              <w:lastRenderedPageBreak/>
+              <w:drawing>
+                <wp:inline distT="0" distB="0" distL="0" distR="0" wp14:anchorId="25136EF8" wp14:editId="1A918438">
+                  <wp:extent cx="5731510" cy="3072765"/>
+                  <wp:effectExtent l="0" t="0" r="2540" b="0"/>
+                  <wp:docPr id="1277566889" name="그림 2"/>
+                  <wp:cNvGraphicFramePr>
+                    <a:graphicFrameLocks xmlns:a="http://schemas.openxmlformats.org/drawingml/2006/main" noChangeAspect="1"/>
+                  </wp:cNvGraphicFramePr>
+                  <a:graphic xmlns:a="http://schemas.openxmlformats.org/drawingml/2006/main">
+                    <a:graphicData uri="http://schemas.openxmlformats.org/drawingml/2006/picture">
+                      <pic:pic xmlns:pic="http://schemas.openxmlformats.org/drawingml/2006/picture">
+                        <pic:nvPicPr>
+                          <pic:cNvPr id="0" name="Picture 8"/>
+                          <pic:cNvPicPr>
+                            <a:picLocks noChangeAspect="1" noChangeArrowheads="1"/>
+                          </pic:cNvPicPr>
+                        </pic:nvPicPr>
+                        <pic:blipFill>
+                          <a:blip r:embed="rId10" cstate="print">
+                            <a:extLst>
+                              <a:ext uri="{28A0092B-C50C-407E-A947-70E740481C1C}">
+                                <a14:useLocalDpi xmlns:a14="http://schemas.microsoft.com/office/drawing/2010/main" val="0"/>
+                              </a:ext>
+                            </a:extLst>
+                          </a:blip>
+                          <a:srcRect/>
+                          <a:stretch>
+                            <a:fillRect/>
+                          </a:stretch>
+                        </pic:blipFill>
+                        <pic:spPr bwMode="auto">
+                          <a:xfrm>
+                            <a:off x="0" y="0"/>
+                            <a:ext cx="5731510" cy="3072765"/>
+                          </a:xfrm>
+                          <a:prstGeom prst="rect">
+                            <a:avLst/>
+                          </a:prstGeom>
+                          <a:noFill/>
+                          <a:ln>
+                            <a:noFill/>
+                          </a:ln>
+                        </pic:spPr>
+                      </pic:pic>
+                    </a:graphicData>
+                  </a:graphic>
+                </wp:inline>
+              </w:drawing>
+            </w:r>
           </w:p>
           <w:p>
             <w:pPr>
@@ -953,6 +743,7 @@
         </w:rPr>
       </w:pPr>
       <w:r>
+        <w:lastRenderedPageBreak/>
         <w:br w:type="page"/>
       </w:r>
     </w:p>
@@ -1027,6 +818,7 @@
                 <w:sz w:val="20"/>
               </w:rPr>
             </w:pPr>
+            <w:proofErr w:type="gramStart"/>
             <w:r>
               <w:rPr>
                 <w:rFonts w:ascii="Consolas" w:eastAsiaTheme="minorEastAsia" w:hAnsi="Consolas" w:cs="Consolas" w:hint="eastAsia"/>
@@ -1047,6 +839,7 @@
               </w:rPr>
               <w:t>아래</w:t>
             </w:r>
+            <w:proofErr w:type="gramEnd"/>
             <w:r>
               <w:rPr>
                 <w:rFonts w:ascii="Consolas" w:eastAsiaTheme="minorEastAsia" w:hAnsi="Consolas" w:cs="Consolas" w:hint="eastAsia"/>
@@ -1223,7 +1016,35 @@
                 <w:color w:val="000000"/>
                 <w:sz w:val="20"/>
               </w:rPr>
-              <w:t xml:space="preserve"> java.util.Scanner;</w:t>
+              <w:t xml:space="preserve"> </w:t>
+            </w:r>
+            <w:proofErr w:type="spellStart"/>
+            <w:proofErr w:type="gramStart"/>
+            <w:r>
+              <w:rPr>
+                <w:rFonts w:ascii="Consolas" w:eastAsiaTheme="minorEastAsia" w:hAnsi="Consolas" w:cs="Consolas"/>
+                <w:color w:val="000000"/>
+                <w:sz w:val="20"/>
+              </w:rPr>
+              <w:t>java.util</w:t>
+            </w:r>
+            <w:proofErr w:type="gramEnd"/>
+            <w:r>
+              <w:rPr>
+                <w:rFonts w:ascii="Consolas" w:eastAsiaTheme="minorEastAsia" w:hAnsi="Consolas" w:cs="Consolas"/>
+                <w:color w:val="000000"/>
+                <w:sz w:val="20"/>
+              </w:rPr>
+              <w:t>.Scanner</w:t>
+            </w:r>
+            <w:proofErr w:type="spellEnd"/>
+            <w:r>
+              <w:rPr>
+                <w:rFonts w:ascii="Consolas" w:eastAsiaTheme="minorEastAsia" w:hAnsi="Consolas" w:cs="Consolas"/>
+                <w:color w:val="000000"/>
+                <w:sz w:val="20"/>
+              </w:rPr>
+              <w:t>;</w:t>
             </w:r>
           </w:p>
           <w:p>
@@ -1287,7 +1108,25 @@
                 <w:color w:val="000000"/>
                 <w:sz w:val="20"/>
               </w:rPr>
-              <w:t xml:space="preserve"> FirstProgram {</w:t>
+              <w:t xml:space="preserve"> </w:t>
+            </w:r>
+            <w:proofErr w:type="spellStart"/>
+            <w:r>
+              <w:rPr>
+                <w:rFonts w:ascii="Consolas" w:eastAsiaTheme="minorEastAsia" w:hAnsi="Consolas" w:cs="Consolas"/>
+                <w:color w:val="000000"/>
+                <w:sz w:val="20"/>
+              </w:rPr>
+              <w:t>FirstProgram</w:t>
+            </w:r>
+            <w:proofErr w:type="spellEnd"/>
+            <w:r>
+              <w:rPr>
+                <w:rFonts w:ascii="Consolas" w:eastAsiaTheme="minorEastAsia" w:hAnsi="Consolas" w:cs="Consolas"/>
+                <w:color w:val="000000"/>
+                <w:sz w:val="20"/>
+              </w:rPr>
+              <w:t xml:space="preserve"> {</w:t>
             </w:r>
           </w:p>
           <w:p>
@@ -1524,12 +1363,14 @@
       <w:pPr>
         <w:pStyle w:val="2"/>
       </w:pPr>
+      <w:proofErr w:type="spellStart"/>
       <w:r>
         <w:rPr>
           <w:rFonts w:hint="eastAsia"/>
         </w:rPr>
         <w:t>Github</w:t>
       </w:r>
+      <w:proofErr w:type="spellEnd"/>
       <w:r>
         <w:t xml:space="preserve"> (Screen Shots)</w:t>
       </w:r>
@@ -1614,8 +1455,18 @@
                 <w:b w:val="0"/>
                 <w:sz w:val="20"/>
               </w:rPr>
-              <w:t xml:space="preserve"> Github</w:t>
-            </w:r>
+              <w:t xml:space="preserve"> </w:t>
+            </w:r>
+            <w:proofErr w:type="spellStart"/>
+            <w:r>
+              <w:rPr>
+                <w:rFonts w:ascii="Arial" w:hAnsi="Arial" w:cs="Arial" w:hint="eastAsia"/>
+                <w:b w:val="0"/>
+                <w:sz w:val="20"/>
+              </w:rPr>
+              <w:t>Github</w:t>
+            </w:r>
+            <w:proofErr w:type="spellEnd"/>
             <w:r>
               <w:rPr>
                 <w:rFonts w:ascii="Arial" w:hAnsi="Arial" w:cs="Arial" w:hint="eastAsia"/>
@@ -1894,6 +1745,7 @@
                 <w:sz w:val="20"/>
               </w:rPr>
             </w:pPr>
+            <w:proofErr w:type="gramStart"/>
             <w:r>
               <w:rPr>
                 <w:rFonts w:ascii="Consolas" w:eastAsiaTheme="minorEastAsia" w:hAnsi="Consolas" w:cs="Consolas" w:hint="eastAsia"/>
@@ -1914,6 +1766,7 @@
               </w:rPr>
               <w:t>아래</w:t>
             </w:r>
+            <w:proofErr w:type="gramEnd"/>
             <w:r>
               <w:rPr>
                 <w:rFonts w:ascii="Consolas" w:eastAsiaTheme="minorEastAsia" w:hAnsi="Consolas" w:cs="Consolas" w:hint="eastAsia"/>
@@ -2090,7 +1943,35 @@
                 <w:color w:val="000000"/>
                 <w:sz w:val="20"/>
               </w:rPr>
-              <w:t xml:space="preserve"> java.util.Scanner;</w:t>
+              <w:t xml:space="preserve"> </w:t>
+            </w:r>
+            <w:proofErr w:type="spellStart"/>
+            <w:proofErr w:type="gramStart"/>
+            <w:r>
+              <w:rPr>
+                <w:rFonts w:ascii="Consolas" w:eastAsiaTheme="minorEastAsia" w:hAnsi="Consolas" w:cs="Consolas"/>
+                <w:color w:val="000000"/>
+                <w:sz w:val="20"/>
+              </w:rPr>
+              <w:t>java.util</w:t>
+            </w:r>
+            <w:proofErr w:type="gramEnd"/>
+            <w:r>
+              <w:rPr>
+                <w:rFonts w:ascii="Consolas" w:eastAsiaTheme="minorEastAsia" w:hAnsi="Consolas" w:cs="Consolas"/>
+                <w:color w:val="000000"/>
+                <w:sz w:val="20"/>
+              </w:rPr>
+              <w:t>.Scanner</w:t>
+            </w:r>
+            <w:proofErr w:type="spellEnd"/>
+            <w:r>
+              <w:rPr>
+                <w:rFonts w:ascii="Consolas" w:eastAsiaTheme="minorEastAsia" w:hAnsi="Consolas" w:cs="Consolas"/>
+                <w:color w:val="000000"/>
+                <w:sz w:val="20"/>
+              </w:rPr>
+              <w:t>;</w:t>
             </w:r>
           </w:p>
           <w:p>
@@ -2154,7 +2035,25 @@
                 <w:color w:val="000000"/>
                 <w:sz w:val="20"/>
               </w:rPr>
-              <w:t xml:space="preserve"> FirstProgram {</w:t>
+              <w:t xml:space="preserve"> </w:t>
+            </w:r>
+            <w:proofErr w:type="spellStart"/>
+            <w:r>
+              <w:rPr>
+                <w:rFonts w:ascii="Consolas" w:eastAsiaTheme="minorEastAsia" w:hAnsi="Consolas" w:cs="Consolas"/>
+                <w:color w:val="000000"/>
+                <w:sz w:val="20"/>
+              </w:rPr>
+              <w:t>FirstProgram</w:t>
+            </w:r>
+            <w:proofErr w:type="spellEnd"/>
+            <w:r>
+              <w:rPr>
+                <w:rFonts w:ascii="Consolas" w:eastAsiaTheme="minorEastAsia" w:hAnsi="Consolas" w:cs="Consolas"/>
+                <w:color w:val="000000"/>
+                <w:sz w:val="20"/>
+              </w:rPr>
+              <w:t xml:space="preserve"> {</w:t>
             </w:r>
           </w:p>
           <w:p>
@@ -2244,8 +2143,28 @@
                 <w:color w:val="000000"/>
                 <w:sz w:val="20"/>
               </w:rPr>
-              <w:t xml:space="preserve"> main(String[] </w:t>
-            </w:r>
+              <w:t xml:space="preserve"> </w:t>
+            </w:r>
+            <w:proofErr w:type="gramStart"/>
+            <w:r>
+              <w:rPr>
+                <w:rFonts w:ascii="Consolas" w:eastAsiaTheme="minorEastAsia" w:hAnsi="Consolas" w:cs="Consolas"/>
+                <w:color w:val="000000"/>
+                <w:sz w:val="20"/>
+              </w:rPr>
+              <w:t>main(String[</w:t>
+            </w:r>
+            <w:proofErr w:type="gramEnd"/>
+            <w:r>
+              <w:rPr>
+                <w:rFonts w:ascii="Consolas" w:eastAsiaTheme="minorEastAsia" w:hAnsi="Consolas" w:cs="Consolas"/>
+                <w:color w:val="000000"/>
+                <w:sz w:val="20"/>
+              </w:rPr>
+              <w:t xml:space="preserve">] </w:t>
+            </w:r>
+            <w:proofErr w:type="spellStart"/>
+            <w:proofErr w:type="gramStart"/>
             <w:r>
               <w:rPr>
                 <w:rFonts w:ascii="Consolas" w:eastAsiaTheme="minorEastAsia" w:hAnsi="Consolas" w:cs="Consolas"/>
@@ -2254,6 +2173,7 @@
               </w:rPr>
               <w:t>args</w:t>
             </w:r>
+            <w:proofErr w:type="spellEnd"/>
             <w:r>
               <w:rPr>
                 <w:rFonts w:ascii="Consolas" w:eastAsiaTheme="minorEastAsia" w:hAnsi="Consolas" w:cs="Consolas"/>
@@ -2262,6 +2182,7 @@
               </w:rPr>
               <w:t>) {</w:t>
             </w:r>
+            <w:proofErr w:type="gramEnd"/>
           </w:p>
           <w:p>
             <w:pPr>
@@ -2393,7 +2314,7 @@
               <w:spacing w:after="0" w:line="240" w:lineRule="auto"/>
               <w:jc w:val="both"/>
               <w:rPr>
-                <w:rFonts w:ascii="Arial" w:hAnsi="Arial" w:cs="Arial" w:hint="eastAsia"/>
+                <w:rFonts w:ascii="Arial" w:hAnsi="Arial" w:cs="Arial"/>
                 <w:b w:val="0"/>
                 <w:sz w:val="20"/>
               </w:rPr>
@@ -2548,12 +2469,14 @@
       <w:pPr>
         <w:pStyle w:val="2"/>
       </w:pPr>
+      <w:proofErr w:type="spellStart"/>
       <w:r>
         <w:rPr>
           <w:rFonts w:hint="eastAsia"/>
         </w:rPr>
         <w:t>Github</w:t>
       </w:r>
+      <w:proofErr w:type="spellEnd"/>
       <w:r>
         <w:t xml:space="preserve"> (Screen Shots)</w:t>
       </w:r>
@@ -2585,7 +2508,7 @@
               <w:spacing w:after="0" w:line="240" w:lineRule="auto"/>
               <w:jc w:val="both"/>
               <w:rPr>
-                <w:rFonts w:ascii="Arial" w:hAnsi="Arial" w:cs="Arial" w:hint="eastAsia"/>
+                <w:rFonts w:ascii="Arial" w:hAnsi="Arial" w:cs="Arial"/>
                 <w:b w:val="0"/>
                 <w:sz w:val="20"/>
               </w:rPr>
@@ -2638,8 +2561,18 @@
                 <w:b w:val="0"/>
                 <w:sz w:val="20"/>
               </w:rPr>
-              <w:t xml:space="preserve"> Github</w:t>
-            </w:r>
+              <w:t xml:space="preserve"> </w:t>
+            </w:r>
+            <w:proofErr w:type="spellStart"/>
+            <w:r>
+              <w:rPr>
+                <w:rFonts w:ascii="Arial" w:hAnsi="Arial" w:cs="Arial" w:hint="eastAsia"/>
+                <w:b w:val="0"/>
+                <w:sz w:val="20"/>
+              </w:rPr>
+              <w:t>Github</w:t>
+            </w:r>
+            <w:proofErr w:type="spellEnd"/>
             <w:r>
               <w:rPr>
                 <w:rFonts w:ascii="Arial" w:hAnsi="Arial" w:cs="Arial" w:hint="eastAsia"/>
@@ -3721,7 +3654,6 @@
   <w:style w:type="character" w:default="1" w:styleId="a1">
     <w:name w:val="Default Paragraph Font"/>
     <w:uiPriority w:val="1"/>
-    <w:semiHidden/>
     <w:unhideWhenUsed/>
   </w:style>
   <w:style w:type="table" w:default="1" w:styleId="a2">
@@ -4546,10 +4478,12 @@
     <w:rsid w:val="001C771F"/>
     <w:rsid w:val="001E37F5"/>
     <w:rsid w:val="00416E4F"/>
+    <w:rsid w:val="00497C90"/>
     <w:rsid w:val="00503D2D"/>
     <w:rsid w:val="00576A1B"/>
     <w:rsid w:val="005A346B"/>
     <w:rsid w:val="005A7F25"/>
+    <w:rsid w:val="006472F9"/>
     <w:rsid w:val="007C31F8"/>
     <w:rsid w:val="007E1B40"/>
     <w:rsid w:val="007E5BD9"/>
